--- a/Opdracht-4/Overdrachtsdocument.docx
+++ b/Opdracht-4/Overdrachtsdocument.docx
@@ -45,7 +45,19 @@
         <w:rPr>
           <w:lang w:val="nl-NL"/>
         </w:rPr>
-        <w:t xml:space="preserve"> als een </w:t>
+        <w:t xml:space="preserve"> als een</w:t>
+      </w:r>
+      <w:r>
+        <w:rPr>
+          <w:lang w:val="nl-NL"/>
+        </w:rPr>
+        <w:t xml:space="preserve"> 2D</w:t>
+      </w:r>
+      <w:r>
+        <w:rPr>
+          <w:lang w:val="nl-NL"/>
+        </w:rPr>
+        <w:t xml:space="preserve"> </w:t>
       </w:r>
       <w:proofErr w:type="spellStart"/>
       <w:r>
@@ -304,6 +316,71 @@
       </w:r>
     </w:p>
     <w:p>
+      <w:pPr>
+        <w:numPr>
+          <w:ilvl w:val="0"/>
+          <w:numId w:val="1"/>
+        </w:numPr>
+        <w:rPr>
+          <w:lang w:val="nl-NL"/>
+        </w:rPr>
+      </w:pPr>
+      <w:proofErr w:type="spellStart"/>
+      <w:r>
+        <w:rPr>
+          <w:b/>
+          <w:bCs/>
+          <w:lang w:val="nl-NL"/>
+        </w:rPr>
+        <w:t>Victory</w:t>
+      </w:r>
+      <w:proofErr w:type="spellEnd"/>
+      <w:r>
+        <w:rPr>
+          <w:b/>
+          <w:bCs/>
+          <w:lang w:val="nl-NL"/>
+        </w:rPr>
+        <w:t>:</w:t>
+      </w:r>
+      <w:r>
+        <w:rPr>
+          <w:lang w:val="nl-NL"/>
+        </w:rPr>
+        <w:t xml:space="preserve"> </w:t>
+      </w:r>
+      <w:r>
+        <w:rPr>
+          <w:lang w:val="nl-NL"/>
+        </w:rPr>
+        <w:t xml:space="preserve">Als </w:t>
+      </w:r>
+      <w:r>
+        <w:rPr>
+          <w:lang w:val="nl-NL"/>
+        </w:rPr>
+        <w:t>je</w:t>
+      </w:r>
+      <w:r>
+        <w:rPr>
+          <w:lang w:val="nl-NL"/>
+        </w:rPr>
+        <w:t xml:space="preserve"> meer dan 100 punten of een ander gewenst aantal punten h</w:t>
+      </w:r>
+      <w:r>
+        <w:rPr>
+          <w:lang w:val="nl-NL"/>
+        </w:rPr>
+        <w:t>ebt</w:t>
+      </w:r>
+      <w:r>
+        <w:rPr>
+          <w:lang w:val="nl-NL"/>
+        </w:rPr>
+        <w:t>, wordt een overwinningsscherm weergegeven.</w:t>
+      </w:r>
+    </w:p>
+    <w:p>
       <w:proofErr w:type="spellStart"/>
       <w:r>
         <w:rPr>
@@ -647,12 +724,30 @@
     </w:p>
     <w:p>
       <w:pPr>
-        <w:rPr>
-          <w:b/>
-          <w:bCs/>
-          <w:lang w:val="nl-NL"/>
-        </w:rPr>
-      </w:pPr>
+        <w:numPr>
+          <w:ilvl w:val="0"/>
+          <w:numId w:val="2"/>
+        </w:numPr>
+        <w:rPr>
+          <w:lang w:val="nl-NL"/>
+        </w:rPr>
+      </w:pPr>
+      <w:proofErr w:type="spellStart"/>
+      <w:r>
+        <w:rPr>
+          <w:b/>
+          <w:bCs/>
+          <w:lang w:val="nl-NL"/>
+        </w:rPr>
+        <w:t>AudioManager.cs</w:t>
+      </w:r>
+      <w:proofErr w:type="spellEnd"/>
+      <w:r>
+        <w:rPr>
+          <w:lang w:val="nl-NL"/>
+        </w:rPr>
+        <w:t>: Zorgt voor het handelen van audio.</w:t>
+      </w:r>
     </w:p>
     <w:p>
       <w:pPr>
@@ -682,13 +777,21 @@
       </w:pPr>
     </w:p>
     <w:p>
-      <w:proofErr w:type="spellStart"/>
-      <w:r>
-        <w:rPr>
-          <w:b/>
-          <w:bCs/>
-        </w:rPr>
-        <w:lastRenderedPageBreak/>
+      <w:pPr>
+        <w:rPr>
+          <w:b/>
+          <w:bCs/>
+          <w:lang w:val="nl-NL"/>
+        </w:rPr>
+      </w:pPr>
+    </w:p>
+    <w:p>
+      <w:proofErr w:type="spellStart"/>
+      <w:r>
+        <w:rPr>
+          <w:b/>
+          <w:bCs/>
+        </w:rPr>
         <w:t>Voorstel</w:t>
       </w:r>
       <w:proofErr w:type="spellEnd"/>
@@ -763,7 +866,19 @@
         <w:rPr>
           <w:lang w:val="nl-NL"/>
         </w:rPr>
-        <w:t xml:space="preserve"> bewegende en interactieve vijanden, vallende objecten met patroon</w:t>
+        <w:t xml:space="preserve"> bewegende en interactieve vijanden, </w:t>
+      </w:r>
+      <w:r>
+        <w:rPr>
+          <w:lang w:val="nl-NL"/>
+        </w:rPr>
+        <w:t>springende</w:t>
+      </w:r>
+      <w:r>
+        <w:rPr>
+          <w:lang w:val="nl-NL"/>
+        </w:rPr>
+        <w:t xml:space="preserve"> objecten met patroon</w:t>
       </w:r>
     </w:p>
     <w:p>
@@ -840,6 +955,12 @@
         </w:rPr>
         <w:t xml:space="preserve"> aanpasbare geluid- en grafische opties, toetsenbindingen</w:t>
       </w:r>
+      <w:r>
+        <w:rPr>
+          <w:lang w:val="nl-NL"/>
+        </w:rPr>
+        <w:t>, punten en moeilijkheidsgraad aanpassen.</w:t>
+      </w:r>
     </w:p>
     <w:p>
       <w:pPr>
@@ -877,21 +998,51 @@
         <w:rPr>
           <w:lang w:val="nl-NL"/>
         </w:rPr>
-        <w:t xml:space="preserve">-animaties voor obstakels, </w:t>
-      </w:r>
-      <w:proofErr w:type="spellStart"/>
-      <w:r>
-        <w:rPr>
-          <w:lang w:val="nl-NL"/>
-        </w:rPr>
-        <w:t>particle-effects</w:t>
-      </w:r>
-      <w:proofErr w:type="spellEnd"/>
-      <w:r>
-        <w:rPr>
-          <w:lang w:val="nl-NL"/>
-        </w:rPr>
-        <w:t xml:space="preserve"> bij botsingen en sprongen</w:t>
+        <w:t>-animaties voor</w:t>
+      </w:r>
+      <w:r>
+        <w:rPr>
+          <w:lang w:val="nl-NL"/>
+        </w:rPr>
+        <w:t xml:space="preserve"> speler,</w:t>
+      </w:r>
+      <w:r>
+        <w:rPr>
+          <w:lang w:val="nl-NL"/>
+        </w:rPr>
+        <w:t xml:space="preserve"> obstakels, </w:t>
+      </w:r>
+      <w:proofErr w:type="spellStart"/>
+      <w:r>
+        <w:rPr>
+          <w:lang w:val="nl-NL"/>
+        </w:rPr>
+        <w:t>particle</w:t>
+      </w:r>
+      <w:proofErr w:type="spellEnd"/>
+      <w:r>
+        <w:rPr>
+          <w:lang w:val="nl-NL"/>
+        </w:rPr>
+        <w:t>-effect</w:t>
+      </w:r>
+      <w:r>
+        <w:rPr>
+          <w:lang w:val="nl-NL"/>
+        </w:rPr>
+        <w:t xml:space="preserve"> </w:t>
+      </w:r>
+      <w:r>
+        <w:rPr>
+          <w:lang w:val="nl-NL"/>
+        </w:rPr>
+        <w:t xml:space="preserve">bij </w:t>
+      </w:r>
+      <w:r>
+        <w:rPr>
+          <w:lang w:val="nl-NL"/>
+        </w:rPr>
+        <w:t>springen.</w:t>
       </w:r>
     </w:p>
     <w:p>
@@ -966,6 +1117,12 @@
         </w:rPr>
         <w:t>s</w:t>
       </w:r>
+      <w:r>
+        <w:rPr>
+          <w:lang w:val="nl-NL"/>
+        </w:rPr>
+        <w:t xml:space="preserve"> kunnen spelen.</w:t>
+      </w:r>
     </w:p>
     <w:p>
       <w:pPr>
@@ -1006,6 +1163,190 @@
           <w:lang w:val="nl-NL"/>
         </w:rPr>
         <w:t>melen</w:t>
+      </w:r>
+      <w:r>
+        <w:rPr>
+          <w:lang w:val="nl-NL"/>
+        </w:rPr>
+        <w:t>.</w:t>
+      </w:r>
+    </w:p>
+    <w:p>
+      <w:pPr>
+        <w:numPr>
+          <w:ilvl w:val="0"/>
+          <w:numId w:val="3"/>
+        </w:numPr>
+        <w:rPr>
+          <w:lang w:val="nl-NL"/>
+        </w:rPr>
+      </w:pPr>
+      <w:proofErr w:type="spellStart"/>
+      <w:r>
+        <w:rPr>
+          <w:b/>
+          <w:bCs/>
+          <w:lang w:val="nl-NL"/>
+        </w:rPr>
+        <w:t>Perks</w:t>
+      </w:r>
+      <w:proofErr w:type="spellEnd"/>
+      <w:r>
+        <w:rPr>
+          <w:lang w:val="nl-NL"/>
+        </w:rPr>
+        <w:t>:</w:t>
+      </w:r>
+      <w:r>
+        <w:rPr>
+          <w:lang w:val="nl-NL"/>
+        </w:rPr>
+        <w:t xml:space="preserve"> </w:t>
+      </w:r>
+      <w:r>
+        <w:rPr>
+          <w:lang w:val="nl-NL"/>
+        </w:rPr>
+        <w:t>z</w:t>
+      </w:r>
+      <w:r>
+        <w:rPr>
+          <w:lang w:val="nl-NL"/>
+        </w:rPr>
+        <w:t xml:space="preserve">oals </w:t>
+      </w:r>
+      <w:proofErr w:type="spellStart"/>
+      <w:r>
+        <w:rPr>
+          <w:lang w:val="nl-NL"/>
+        </w:rPr>
+        <w:t>obstacles</w:t>
+      </w:r>
+      <w:proofErr w:type="spellEnd"/>
+      <w:r>
+        <w:rPr>
+          <w:lang w:val="nl-NL"/>
+        </w:rPr>
+        <w:t xml:space="preserve"> voor 5 seconden </w:t>
+      </w:r>
+      <w:proofErr w:type="spellStart"/>
+      <w:r>
+        <w:rPr>
+          <w:lang w:val="nl-NL"/>
+        </w:rPr>
+        <w:t>blocken</w:t>
+      </w:r>
+      <w:proofErr w:type="spellEnd"/>
+      <w:r>
+        <w:rPr>
+          <w:lang w:val="nl-NL"/>
+        </w:rPr>
+        <w:t xml:space="preserve"> </w:t>
+      </w:r>
+      <w:proofErr w:type="spellStart"/>
+      <w:r>
+        <w:rPr>
+          <w:lang w:val="nl-NL"/>
+        </w:rPr>
+        <w:t>and</w:t>
+      </w:r>
+      <w:proofErr w:type="spellEnd"/>
+      <w:r>
+        <w:rPr>
+          <w:lang w:val="nl-NL"/>
+        </w:rPr>
+        <w:t xml:space="preserve"> </w:t>
+      </w:r>
+      <w:proofErr w:type="spellStart"/>
+      <w:r>
+        <w:rPr>
+          <w:lang w:val="nl-NL"/>
+        </w:rPr>
+        <w:t>checkpoints</w:t>
+      </w:r>
+      <w:proofErr w:type="spellEnd"/>
+      <w:r>
+        <w:rPr>
+          <w:lang w:val="nl-NL"/>
+        </w:rPr>
+        <w:t>.</w:t>
+      </w:r>
+    </w:p>
+    <w:p>
+      <w:pPr>
+        <w:numPr>
+          <w:ilvl w:val="0"/>
+          <w:numId w:val="3"/>
+        </w:numPr>
+        <w:rPr>
+          <w:lang w:val="nl-NL"/>
+        </w:rPr>
+      </w:pPr>
+      <w:proofErr w:type="spellStart"/>
+      <w:r>
+        <w:rPr>
+          <w:b/>
+          <w:bCs/>
+          <w:lang w:val="nl-NL"/>
+        </w:rPr>
+        <w:t>Character</w:t>
+      </w:r>
+      <w:proofErr w:type="spellEnd"/>
+      <w:r>
+        <w:rPr>
+          <w:b/>
+          <w:bCs/>
+          <w:lang w:val="nl-NL"/>
+        </w:rPr>
+        <w:t xml:space="preserve"> </w:t>
+      </w:r>
+      <w:proofErr w:type="spellStart"/>
+      <w:r>
+        <w:rPr>
+          <w:b/>
+          <w:bCs/>
+          <w:lang w:val="nl-NL"/>
+        </w:rPr>
+        <w:t>customization</w:t>
+      </w:r>
+      <w:proofErr w:type="spellEnd"/>
+      <w:r>
+        <w:rPr>
+          <w:b/>
+          <w:bCs/>
+          <w:lang w:val="nl-NL"/>
+        </w:rPr>
+        <w:t xml:space="preserve">: </w:t>
+      </w:r>
+      <w:r>
+        <w:rPr>
+          <w:lang w:val="nl-NL"/>
+        </w:rPr>
+        <w:t>speler</w:t>
+      </w:r>
+      <w:r>
+        <w:rPr>
+          <w:lang w:val="nl-NL"/>
+        </w:rPr>
+        <w:t>s</w:t>
+      </w:r>
+      <w:r>
+        <w:rPr>
+          <w:lang w:val="nl-NL"/>
+        </w:rPr>
+        <w:t xml:space="preserve"> kleur </w:t>
+      </w:r>
+      <w:r>
+        <w:rPr>
+          <w:lang w:val="nl-NL"/>
+        </w:rPr>
+        <w:t>en</w:t>
+      </w:r>
+      <w:r>
+        <w:rPr>
+          <w:lang w:val="nl-NL"/>
+        </w:rPr>
+        <w:t xml:space="preserve"> bouw te kunnen aanpassen naar jouw voorkeur.</w:t>
       </w:r>
     </w:p>
     <w:p>
@@ -2744,21 +3085,6 @@
 </file>
 
 <file path=customXml/item1.xml><?xml version="1.0" encoding="utf-8"?>
-<p:properties xmlns:p="http://schemas.microsoft.com/office/2006/metadata/properties" xmlns:xsi="http://www.w3.org/2001/XMLSchema-instance" xmlns:pc="http://schemas.microsoft.com/office/infopath/2007/PartnerControls">
-  <documentManagement/>
-</p:properties>
-</file>
-
-<file path=customXml/item2.xml><?xml version="1.0" encoding="utf-8"?>
-<?mso-contentType ?>
-<FormTemplates xmlns="http://schemas.microsoft.com/sharepoint/v3/contenttype/forms">
-  <Display>DocumentLibraryForm</Display>
-  <Edit>DocumentLibraryForm</Edit>
-  <New>DocumentLibraryForm</New>
-</FormTemplates>
-</file>
-
-<file path=customXml/item3.xml><?xml version="1.0" encoding="utf-8"?>
 <ct:contentTypeSchema xmlns:ct="http://schemas.microsoft.com/office/2006/metadata/contentType" xmlns:ma="http://schemas.microsoft.com/office/2006/metadata/properties/metaAttributes" ct:_="" ma:_="" ma:contentTypeName="Document" ma:contentTypeID="0x0101001023D0E0A5CFF3458A71815FC1A988FB" ma:contentTypeVersion="8" ma:contentTypeDescription="Een nieuw document maken." ma:contentTypeScope="" ma:versionID="02bc9a362714565d8368c45dcd05fa1b">
   <xsd:schema xmlns:xsd="http://www.w3.org/2001/XMLSchema" xmlns:xs="http://www.w3.org/2001/XMLSchema" xmlns:p="http://schemas.microsoft.com/office/2006/metadata/properties" xmlns:ns3="70ee6563-7014-41ce-bf4a-45396fb5097c" targetNamespace="http://schemas.microsoft.com/office/2006/metadata/properties" ma:root="true" ma:fieldsID="ca51d1c08108de9ba74850ec11298af2" ns3:_="">
     <xsd:import namespace="70ee6563-7014-41ce-bf4a-45396fb5097c"/>
@@ -2928,24 +3254,22 @@
 </ct:contentTypeSchema>
 </file>
 
-<file path=customXml/itemProps1.xml><?xml version="1.0" encoding="utf-8"?>
-<ds:datastoreItem xmlns:ds="http://schemas.openxmlformats.org/officeDocument/2006/customXml" ds:itemID="{2EEE2EE2-E6F1-410F-AB84-5F596913E067}">
-  <ds:schemaRefs>
-    <ds:schemaRef ds:uri="http://schemas.microsoft.com/office/2006/metadata/properties"/>
-    <ds:schemaRef ds:uri="http://schemas.microsoft.com/office/infopath/2007/PartnerControls"/>
-  </ds:schemaRefs>
-</ds:datastoreItem>
+<file path=customXml/item2.xml><?xml version="1.0" encoding="utf-8"?>
+<?mso-contentType ?>
+<FormTemplates xmlns="http://schemas.microsoft.com/sharepoint/v3/contenttype/forms">
+  <Display>DocumentLibraryForm</Display>
+  <Edit>DocumentLibraryForm</Edit>
+  <New>DocumentLibraryForm</New>
+</FormTemplates>
 </file>
 
-<file path=customXml/itemProps2.xml><?xml version="1.0" encoding="utf-8"?>
-<ds:datastoreItem xmlns:ds="http://schemas.openxmlformats.org/officeDocument/2006/customXml" ds:itemID="{CF598E69-86C7-4678-B894-E571EB2E47F7}">
-  <ds:schemaRefs>
-    <ds:schemaRef ds:uri="http://schemas.microsoft.com/sharepoint/v3/contenttype/forms"/>
-  </ds:schemaRefs>
-</ds:datastoreItem>
+<file path=customXml/item3.xml><?xml version="1.0" encoding="utf-8"?>
+<p:properties xmlns:p="http://schemas.microsoft.com/office/2006/metadata/properties" xmlns:xsi="http://www.w3.org/2001/XMLSchema-instance" xmlns:pc="http://schemas.microsoft.com/office/infopath/2007/PartnerControls">
+  <documentManagement/>
+</p:properties>
 </file>
 
-<file path=customXml/itemProps3.xml><?xml version="1.0" encoding="utf-8"?>
+<file path=customXml/itemProps1.xml><?xml version="1.0" encoding="utf-8"?>
 <ds:datastoreItem xmlns:ds="http://schemas.openxmlformats.org/officeDocument/2006/customXml" ds:itemID="{BD97E988-3DD5-4CBE-ADA9-39FAFA2E14FB}">
   <ds:schemaRefs>
     <ds:schemaRef ds:uri="http://schemas.microsoft.com/office/2006/metadata/contentType"/>
@@ -2961,4 +3285,21 @@
     <ds:schemaRef ds:uri="http://schemas.microsoft.com/internal/obd"/>
   </ds:schemaRefs>
 </ds:datastoreItem>
+</file>
+
+<file path=customXml/itemProps2.xml><?xml version="1.0" encoding="utf-8"?>
+<ds:datastoreItem xmlns:ds="http://schemas.openxmlformats.org/officeDocument/2006/customXml" ds:itemID="{CF598E69-86C7-4678-B894-E571EB2E47F7}">
+  <ds:schemaRefs>
+    <ds:schemaRef ds:uri="http://schemas.microsoft.com/sharepoint/v3/contenttype/forms"/>
+  </ds:schemaRefs>
+</ds:datastoreItem>
+</file>
+
+<file path=customXml/itemProps3.xml><?xml version="1.0" encoding="utf-8"?>
+<ds:datastoreItem xmlns:ds="http://schemas.openxmlformats.org/officeDocument/2006/customXml" ds:itemID="{2EEE2EE2-E6F1-410F-AB84-5F596913E067}">
+  <ds:schemaRefs>
+    <ds:schemaRef ds:uri="http://schemas.microsoft.com/office/2006/metadata/properties"/>
+    <ds:schemaRef ds:uri="http://schemas.microsoft.com/office/infopath/2007/PartnerControls"/>
+  </ds:schemaRefs>
+</ds:datastoreItem>
 </file>
--- a/Opdracht-4/Overdrachtsdocument.docx
+++ b/Opdracht-4/Overdrachtsdocument.docx
@@ -322,6 +322,8 @@
           <w:numId w:val="1"/>
         </w:numPr>
         <w:rPr>
+          <w:b/>
+          <w:bCs/>
           <w:lang w:val="nl-NL"/>
         </w:rPr>
       </w:pPr>
@@ -378,6 +380,114 @@
           <w:lang w:val="nl-NL"/>
         </w:rPr>
         <w:t>, wordt een overwinningsscherm weergegeven.</w:t>
+      </w:r>
+      <w:r>
+        <w:rPr>
+          <w:lang w:val="nl-NL"/>
+        </w:rPr>
+        <w:t xml:space="preserve"> Staat nu op 10 punten, ga naar </w:t>
+      </w:r>
+      <w:proofErr w:type="spellStart"/>
+      <w:r>
+        <w:rPr>
+          <w:b/>
+          <w:bCs/>
+          <w:lang w:val="nl-NL"/>
+        </w:rPr>
+        <w:t>GameManager.cs</w:t>
+      </w:r>
+      <w:proofErr w:type="spellEnd"/>
+      <w:r>
+        <w:rPr>
+          <w:b/>
+          <w:bCs/>
+          <w:lang w:val="nl-NL"/>
+        </w:rPr>
+        <w:t xml:space="preserve"> </w:t>
+      </w:r>
+      <w:r>
+        <w:rPr>
+          <w:lang w:val="nl-NL"/>
+        </w:rPr>
+        <w:t xml:space="preserve">en verander </w:t>
+      </w:r>
+      <w:proofErr w:type="spellStart"/>
+      <w:r>
+        <w:rPr>
+          <w:b/>
+          <w:bCs/>
+          <w:lang w:val="nl-NL"/>
+        </w:rPr>
+        <w:t>v</w:t>
+      </w:r>
+      <w:r>
+        <w:rPr>
+          <w:b/>
+          <w:bCs/>
+          <w:lang w:val="nl-NL"/>
+        </w:rPr>
+        <w:t>ictoryScore</w:t>
+      </w:r>
+      <w:proofErr w:type="spellEnd"/>
+      <w:r>
+        <w:rPr>
+          <w:b/>
+          <w:bCs/>
+          <w:lang w:val="nl-NL"/>
+        </w:rPr>
+        <w:t>.</w:t>
+      </w:r>
+    </w:p>
+    <w:p>
+      <w:pPr>
+        <w:ind w:left="720"/>
+        <w:rPr>
+          <w:b/>
+          <w:bCs/>
+          <w:lang w:val="nl-NL"/>
+        </w:rPr>
+      </w:pPr>
+      <w:r>
+        <w:rPr>
+          <w:b/>
+          <w:bCs/>
+          <w:lang w:val="nl-NL"/>
+        </w:rPr>
+        <w:drawing>
+          <wp:inline distT="0" distB="0" distL="0" distR="0" wp14:anchorId="0A33A96D" wp14:editId="0AF6FCFA">
+            <wp:extent cx="5731510" cy="1102360"/>
+            <wp:effectExtent l="0" t="0" r="2540" b="2540"/>
+            <wp:docPr id="388878214" name="Picture 1" descr="A black background with white text&#10;&#10;AI-generated content may be incorrect."/>
+            <wp:cNvGraphicFramePr>
+              <a:graphicFrameLocks xmlns:a="http://schemas.openxmlformats.org/drawingml/2006/main" noChangeAspect="1"/>
+            </wp:cNvGraphicFramePr>
+            <a:graphic xmlns:a="http://schemas.openxmlformats.org/drawingml/2006/main">
+              <a:graphicData uri="http://schemas.openxmlformats.org/drawingml/2006/picture">
+                <pic:pic xmlns:pic="http://schemas.openxmlformats.org/drawingml/2006/picture">
+                  <pic:nvPicPr>
+                    <pic:cNvPr id="388878214" name="Picture 1" descr="A black background with white text&#10;&#10;AI-generated content may be incorrect."/>
+                    <pic:cNvPicPr/>
+                  </pic:nvPicPr>
+                  <pic:blipFill>
+                    <a:blip r:embed="rId8"/>
+                    <a:stretch>
+                      <a:fillRect/>
+                    </a:stretch>
+                  </pic:blipFill>
+                  <pic:spPr>
+                    <a:xfrm>
+                      <a:off x="0" y="0"/>
+                      <a:ext cx="5731510" cy="1102360"/>
+                    </a:xfrm>
+                    <a:prstGeom prst="rect">
+                      <a:avLst/>
+                    </a:prstGeom>
+                  </pic:spPr>
+                </pic:pic>
+              </a:graphicData>
+            </a:graphic>
+          </wp:inline>
+        </w:drawing>
       </w:r>
     </w:p>
     <w:p>
@@ -657,6 +767,7 @@
           <w:bCs/>
           <w:lang w:val="nl-NL"/>
         </w:rPr>
+        <w:lastRenderedPageBreak/>
         <w:t>Spawner.cs</w:t>
       </w:r>
       <w:proofErr w:type="spellEnd"/>
@@ -775,6 +886,96 @@
           <w:lang w:val="nl-NL"/>
         </w:rPr>
       </w:pPr>
+      <w:r>
+        <w:rPr>
+          <w:b/>
+          <w:bCs/>
+          <w:lang w:val="nl-NL"/>
+        </w:rPr>
+        <w:t>Schermgrootte:</w:t>
+      </w:r>
+      <w:r>
+        <w:rPr>
+          <w:b/>
+          <w:bCs/>
+          <w:lang w:val="nl-NL"/>
+        </w:rPr>
+        <w:t xml:space="preserve"> </w:t>
+      </w:r>
+      <w:r>
+        <w:rPr>
+          <w:lang w:val="nl-NL"/>
+        </w:rPr>
+        <w:t>h</w:t>
+      </w:r>
+      <w:r>
+        <w:rPr>
+          <w:lang w:val="nl-NL"/>
+        </w:rPr>
+        <w:t xml:space="preserve">ou het in </w:t>
+      </w:r>
+      <w:r>
+        <w:rPr>
+          <w:lang w:val="nl-NL"/>
+        </w:rPr>
+        <w:t>free aspect</w:t>
+      </w:r>
+      <w:r>
+        <w:rPr>
+          <w:lang w:val="nl-NL"/>
+        </w:rPr>
+        <w:t xml:space="preserve"> en pas het goed aan zodat je de gebruikersinterfaceschermen kunt zien.</w:t>
+      </w:r>
+      <w:r>
+        <w:rPr>
+          <w:b/>
+          <w:bCs/>
+          <w:lang w:val="nl-NL"/>
+        </w:rPr>
+        <w:br/>
+      </w:r>
+      <w:r>
+        <w:rPr>
+          <w:b/>
+          <w:bCs/>
+          <w:lang w:val="nl-NL"/>
+        </w:rPr>
+        <w:drawing>
+          <wp:inline distT="0" distB="0" distL="0" distR="0" wp14:anchorId="0A9BCD2B" wp14:editId="30EFB3FB">
+            <wp:extent cx="5731510" cy="3056890"/>
+            <wp:effectExtent l="0" t="0" r="2540" b="0"/>
+            <wp:docPr id="1869921102" name="Picture 1" descr="A screenshot of a computer&#10;&#10;AI-generated content may be incorrect."/>
+            <wp:cNvGraphicFramePr>
+              <a:graphicFrameLocks xmlns:a="http://schemas.openxmlformats.org/drawingml/2006/main" noChangeAspect="1"/>
+            </wp:cNvGraphicFramePr>
+            <a:graphic xmlns:a="http://schemas.openxmlformats.org/drawingml/2006/main">
+              <a:graphicData uri="http://schemas.openxmlformats.org/drawingml/2006/picture">
+                <pic:pic xmlns:pic="http://schemas.openxmlformats.org/drawingml/2006/picture">
+                  <pic:nvPicPr>
+                    <pic:cNvPr id="1869921102" name="Picture 1" descr="A screenshot of a computer&#10;&#10;AI-generated content may be incorrect."/>
+                    <pic:cNvPicPr/>
+                  </pic:nvPicPr>
+                  <pic:blipFill>
+                    <a:blip r:embed="rId9"/>
+                    <a:stretch>
+                      <a:fillRect/>
+                    </a:stretch>
+                  </pic:blipFill>
+                  <pic:spPr>
+                    <a:xfrm>
+                      <a:off x="0" y="0"/>
+                      <a:ext cx="5731510" cy="3056890"/>
+                    </a:xfrm>
+                    <a:prstGeom prst="rect">
+                      <a:avLst/>
+                    </a:prstGeom>
+                  </pic:spPr>
+                </pic:pic>
+              </a:graphicData>
+            </a:graphic>
+          </wp:inline>
+        </w:drawing>
+      </w:r>
     </w:p>
     <w:p>
       <w:pPr>
@@ -786,63 +987,19 @@
       </w:pPr>
     </w:p>
     <w:p>
-      <w:proofErr w:type="spellStart"/>
-      <w:r>
-        <w:rPr>
-          <w:b/>
-          <w:bCs/>
-        </w:rPr>
-        <w:t>Voorstel</w:t>
-      </w:r>
-      <w:proofErr w:type="spellEnd"/>
-      <w:r>
-        <w:rPr>
-          <w:b/>
-          <w:bCs/>
-        </w:rPr>
-        <w:t xml:space="preserve"> </w:t>
-      </w:r>
-      <w:proofErr w:type="spellStart"/>
-      <w:r>
-        <w:rPr>
-          <w:b/>
-          <w:bCs/>
-        </w:rPr>
-        <w:t>voor</w:t>
-      </w:r>
-      <w:proofErr w:type="spellEnd"/>
-      <w:r>
-        <w:rPr>
-          <w:b/>
-          <w:bCs/>
-        </w:rPr>
-        <w:t xml:space="preserve"> </w:t>
-      </w:r>
-      <w:proofErr w:type="spellStart"/>
-      <w:r>
-        <w:rPr>
-          <w:b/>
-          <w:bCs/>
-        </w:rPr>
-        <w:t>verdere</w:t>
-      </w:r>
-      <w:proofErr w:type="spellEnd"/>
-      <w:r>
-        <w:rPr>
-          <w:b/>
-          <w:bCs/>
-        </w:rPr>
-        <w:t xml:space="preserve"> </w:t>
-      </w:r>
-      <w:proofErr w:type="spellStart"/>
-      <w:r>
-        <w:rPr>
-          <w:b/>
-          <w:bCs/>
-        </w:rPr>
-        <w:t>ontwikkeling</w:t>
-      </w:r>
-      <w:proofErr w:type="spellEnd"/>
+      <w:pPr>
+        <w:rPr>
+          <w:lang w:val="nl-NL"/>
+        </w:rPr>
+      </w:pPr>
+      <w:r>
+        <w:rPr>
+          <w:b/>
+          <w:bCs/>
+          <w:lang w:val="nl-NL"/>
+        </w:rPr>
+        <w:t>Voorstel voor verdere ontwikkeling</w:t>
+      </w:r>
     </w:p>
     <w:p>
       <w:pPr>
@@ -978,6 +1135,7 @@
           <w:bCs/>
           <w:lang w:val="nl-NL"/>
         </w:rPr>
+        <w:lastRenderedPageBreak/>
         <w:t>Animaties &amp; VFX:</w:t>
       </w:r>
       <w:r>
@@ -1347,6 +1505,63 @@
           <w:lang w:val="nl-NL"/>
         </w:rPr>
         <w:t xml:space="preserve"> bouw te kunnen aanpassen naar jouw voorkeur.</w:t>
+      </w:r>
+    </w:p>
+    <w:p>
+      <w:pPr>
+        <w:numPr>
+          <w:ilvl w:val="0"/>
+          <w:numId w:val="3"/>
+        </w:numPr>
+        <w:rPr>
+          <w:lang w:val="nl-NL"/>
+        </w:rPr>
+      </w:pPr>
+      <w:proofErr w:type="spellStart"/>
+      <w:r>
+        <w:rPr>
+          <w:b/>
+          <w:bCs/>
+          <w:lang w:val="nl-NL"/>
+        </w:rPr>
+        <w:t>Fixed</w:t>
+      </w:r>
+      <w:proofErr w:type="spellEnd"/>
+      <w:r>
+        <w:rPr>
+          <w:b/>
+          <w:bCs/>
+          <w:lang w:val="nl-NL"/>
+        </w:rPr>
+        <w:t xml:space="preserve"> </w:t>
+      </w:r>
+      <w:proofErr w:type="gramStart"/>
+      <w:r>
+        <w:rPr>
+          <w:b/>
+          <w:bCs/>
+          <w:lang w:val="nl-NL"/>
+        </w:rPr>
+        <w:t xml:space="preserve">aspect:  </w:t>
+      </w:r>
+      <w:r>
+        <w:rPr>
+          <w:lang w:val="nl-NL"/>
+        </w:rPr>
+        <w:t>Ervoor</w:t>
+      </w:r>
+      <w:proofErr w:type="gramEnd"/>
+      <w:r>
+        <w:rPr>
+          <w:lang w:val="nl-NL"/>
+        </w:rPr>
+        <w:t xml:space="preserve"> zorgen d</w:t>
+      </w:r>
+      <w:r>
+        <w:rPr>
+          <w:lang w:val="nl-NL"/>
+        </w:rPr>
+        <w:t>at hetzelfde aspect ratio houdt en alle ui schermen zichtbaar zijn.</w:t>
       </w:r>
     </w:p>
     <w:p>
@@ -3085,6 +3300,21 @@
 </file>
 
 <file path=customXml/item1.xml><?xml version="1.0" encoding="utf-8"?>
+<p:properties xmlns:p="http://schemas.microsoft.com/office/2006/metadata/properties" xmlns:xsi="http://www.w3.org/2001/XMLSchema-instance" xmlns:pc="http://schemas.microsoft.com/office/infopath/2007/PartnerControls">
+  <documentManagement/>
+</p:properties>
+</file>
+
+<file path=customXml/item2.xml><?xml version="1.0" encoding="utf-8"?>
+<?mso-contentType ?>
+<FormTemplates xmlns="http://schemas.microsoft.com/sharepoint/v3/contenttype/forms">
+  <Display>DocumentLibraryForm</Display>
+  <Edit>DocumentLibraryForm</Edit>
+  <New>DocumentLibraryForm</New>
+</FormTemplates>
+</file>
+
+<file path=customXml/item3.xml><?xml version="1.0" encoding="utf-8"?>
 <ct:contentTypeSchema xmlns:ct="http://schemas.microsoft.com/office/2006/metadata/contentType" xmlns:ma="http://schemas.microsoft.com/office/2006/metadata/properties/metaAttributes" ct:_="" ma:_="" ma:contentTypeName="Document" ma:contentTypeID="0x0101001023D0E0A5CFF3458A71815FC1A988FB" ma:contentTypeVersion="8" ma:contentTypeDescription="Een nieuw document maken." ma:contentTypeScope="" ma:versionID="02bc9a362714565d8368c45dcd05fa1b">
   <xsd:schema xmlns:xsd="http://www.w3.org/2001/XMLSchema" xmlns:xs="http://www.w3.org/2001/XMLSchema" xmlns:p="http://schemas.microsoft.com/office/2006/metadata/properties" xmlns:ns3="70ee6563-7014-41ce-bf4a-45396fb5097c" targetNamespace="http://schemas.microsoft.com/office/2006/metadata/properties" ma:root="true" ma:fieldsID="ca51d1c08108de9ba74850ec11298af2" ns3:_="">
     <xsd:import namespace="70ee6563-7014-41ce-bf4a-45396fb5097c"/>
@@ -3254,22 +3484,24 @@
 </ct:contentTypeSchema>
 </file>
 
-<file path=customXml/item2.xml><?xml version="1.0" encoding="utf-8"?>
-<?mso-contentType ?>
-<FormTemplates xmlns="http://schemas.microsoft.com/sharepoint/v3/contenttype/forms">
-  <Display>DocumentLibraryForm</Display>
-  <Edit>DocumentLibraryForm</Edit>
-  <New>DocumentLibraryForm</New>
-</FormTemplates>
+<file path=customXml/itemProps1.xml><?xml version="1.0" encoding="utf-8"?>
+<ds:datastoreItem xmlns:ds="http://schemas.openxmlformats.org/officeDocument/2006/customXml" ds:itemID="{2EEE2EE2-E6F1-410F-AB84-5F596913E067}">
+  <ds:schemaRefs>
+    <ds:schemaRef ds:uri="http://schemas.microsoft.com/office/2006/metadata/properties"/>
+    <ds:schemaRef ds:uri="http://schemas.microsoft.com/office/infopath/2007/PartnerControls"/>
+  </ds:schemaRefs>
+</ds:datastoreItem>
 </file>
 
-<file path=customXml/item3.xml><?xml version="1.0" encoding="utf-8"?>
-<p:properties xmlns:p="http://schemas.microsoft.com/office/2006/metadata/properties" xmlns:xsi="http://www.w3.org/2001/XMLSchema-instance" xmlns:pc="http://schemas.microsoft.com/office/infopath/2007/PartnerControls">
-  <documentManagement/>
-</p:properties>
+<file path=customXml/itemProps2.xml><?xml version="1.0" encoding="utf-8"?>
+<ds:datastoreItem xmlns:ds="http://schemas.openxmlformats.org/officeDocument/2006/customXml" ds:itemID="{CF598E69-86C7-4678-B894-E571EB2E47F7}">
+  <ds:schemaRefs>
+    <ds:schemaRef ds:uri="http://schemas.microsoft.com/sharepoint/v3/contenttype/forms"/>
+  </ds:schemaRefs>
+</ds:datastoreItem>
 </file>
 
-<file path=customXml/itemProps1.xml><?xml version="1.0" encoding="utf-8"?>
+<file path=customXml/itemProps3.xml><?xml version="1.0" encoding="utf-8"?>
 <ds:datastoreItem xmlns:ds="http://schemas.openxmlformats.org/officeDocument/2006/customXml" ds:itemID="{BD97E988-3DD5-4CBE-ADA9-39FAFA2E14FB}">
   <ds:schemaRefs>
     <ds:schemaRef ds:uri="http://schemas.microsoft.com/office/2006/metadata/contentType"/>
@@ -3285,21 +3517,4 @@
     <ds:schemaRef ds:uri="http://schemas.microsoft.com/internal/obd"/>
   </ds:schemaRefs>
 </ds:datastoreItem>
-</file>
-
-<file path=customXml/itemProps2.xml><?xml version="1.0" encoding="utf-8"?>
-<ds:datastoreItem xmlns:ds="http://schemas.openxmlformats.org/officeDocument/2006/customXml" ds:itemID="{CF598E69-86C7-4678-B894-E571EB2E47F7}">
-  <ds:schemaRefs>
-    <ds:schemaRef ds:uri="http://schemas.microsoft.com/sharepoint/v3/contenttype/forms"/>
-  </ds:schemaRefs>
-</ds:datastoreItem>
-</file>
-
-<file path=customXml/itemProps3.xml><?xml version="1.0" encoding="utf-8"?>
-<ds:datastoreItem xmlns:ds="http://schemas.openxmlformats.org/officeDocument/2006/customXml" ds:itemID="{2EEE2EE2-E6F1-410F-AB84-5F596913E067}">
-  <ds:schemaRefs>
-    <ds:schemaRef ds:uri="http://schemas.microsoft.com/office/2006/metadata/properties"/>
-    <ds:schemaRef ds:uri="http://schemas.microsoft.com/office/infopath/2007/PartnerControls"/>
-  </ds:schemaRefs>
-</ds:datastoreItem>
 </file>
--- a/Opdracht-4/Overdrachtsdocument.docx
+++ b/Opdracht-4/Overdrachtsdocument.docx
@@ -31,21 +31,7 @@
         <w:rPr>
           <w:lang w:val="nl-NL"/>
         </w:rPr>
-        <w:t xml:space="preserve">Dit project is gemaakt met </w:t>
-      </w:r>
-      <w:proofErr w:type="spellStart"/>
-      <w:r>
-        <w:rPr>
-          <w:lang w:val="nl-NL"/>
-        </w:rPr>
-        <w:t>Unity</w:t>
-      </w:r>
-      <w:proofErr w:type="spellEnd"/>
-      <w:r>
-        <w:rPr>
-          <w:lang w:val="nl-NL"/>
-        </w:rPr>
-        <w:t xml:space="preserve"> als een</w:t>
+        <w:t>Dit project is gemaakt met Unity als een</w:t>
       </w:r>
       <w:r>
         <w:rPr>
@@ -57,49 +43,17 @@
         <w:rPr>
           <w:lang w:val="nl-NL"/>
         </w:rPr>
-        <w:t xml:space="preserve"> </w:t>
-      </w:r>
-      <w:proofErr w:type="spellStart"/>
-      <w:r>
-        <w:rPr>
-          <w:lang w:val="nl-NL"/>
-        </w:rPr>
-        <w:t>endless</w:t>
-      </w:r>
-      <w:proofErr w:type="spellEnd"/>
-      <w:r>
-        <w:rPr>
-          <w:lang w:val="nl-NL"/>
-        </w:rPr>
-        <w:t xml:space="preserve"> runner waarin de speler een blok bestuurt en obstakels ontwijkt.</w:t>
-      </w:r>
-    </w:p>
-    <w:p>
-      <w:proofErr w:type="spellStart"/>
-      <w:r>
-        <w:rPr>
-          <w:b/>
-          <w:bCs/>
-        </w:rPr>
-        <w:t>Besturing</w:t>
-      </w:r>
-      <w:proofErr w:type="spellEnd"/>
-      <w:r>
-        <w:rPr>
-          <w:b/>
-          <w:bCs/>
-        </w:rPr>
-        <w:t xml:space="preserve"> &amp; </w:t>
-      </w:r>
-      <w:proofErr w:type="spellStart"/>
-      <w:r>
-        <w:rPr>
-          <w:b/>
-          <w:bCs/>
-        </w:rPr>
-        <w:t>Mechanica</w:t>
-      </w:r>
-      <w:proofErr w:type="spellEnd"/>
+        <w:t xml:space="preserve"> endless runner waarin de speler een blok bestuurt en obstakels ontwijkt.</w:t>
+      </w:r>
+    </w:p>
+    <w:p>
+      <w:r>
+        <w:rPr>
+          <w:b/>
+          <w:bCs/>
+        </w:rPr>
+        <w:t>Besturing &amp; Mechanica</w:t>
+      </w:r>
       <w:r>
         <w:rPr>
           <w:b/>
@@ -143,43 +97,19 @@
           <w:lang w:val="nl-NL"/>
         </w:rPr>
       </w:pPr>
-      <w:proofErr w:type="spellStart"/>
-      <w:r>
-        <w:rPr>
-          <w:b/>
-          <w:bCs/>
-          <w:lang w:val="nl-NL"/>
-        </w:rPr>
-        <w:t>Dukken</w:t>
-      </w:r>
-      <w:proofErr w:type="spellEnd"/>
-      <w:r>
-        <w:rPr>
-          <w:b/>
-          <w:bCs/>
-          <w:lang w:val="nl-NL"/>
-        </w:rPr>
-        <w:t>:</w:t>
-      </w:r>
-      <w:r>
-        <w:rPr>
-          <w:lang w:val="nl-NL"/>
-        </w:rPr>
-        <w:t xml:space="preserve"> automatische overgang naar </w:t>
-      </w:r>
-      <w:proofErr w:type="spellStart"/>
-      <w:r>
-        <w:rPr>
-          <w:lang w:val="nl-NL"/>
-        </w:rPr>
-        <w:t>crouch</w:t>
-      </w:r>
-      <w:proofErr w:type="spellEnd"/>
-      <w:r>
-        <w:rPr>
-          <w:lang w:val="nl-NL"/>
-        </w:rPr>
-        <w:t xml:space="preserve"> bij landing voor soepel animatie-effect</w:t>
+      <w:r>
+        <w:rPr>
+          <w:b/>
+          <w:bCs/>
+          <w:lang w:val="nl-NL"/>
+        </w:rPr>
+        <w:t>Dukken:</w:t>
+      </w:r>
+      <w:r>
+        <w:rPr>
+          <w:lang w:val="nl-NL"/>
+        </w:rPr>
+        <w:t xml:space="preserve"> automatische overgang naar crouch bij landing voor soepel animatie-effect</w:t>
       </w:r>
       <w:r>
         <w:rPr>
@@ -191,21 +121,7 @@
         <w:rPr>
           <w:lang w:val="nl-NL"/>
         </w:rPr>
-        <w:t xml:space="preserve"> Shift om te </w:t>
-      </w:r>
-      <w:proofErr w:type="spellStart"/>
-      <w:r>
-        <w:rPr>
-          <w:lang w:val="nl-NL"/>
-        </w:rPr>
-        <w:t>dukken</w:t>
-      </w:r>
-      <w:proofErr w:type="spellEnd"/>
-      <w:r>
-        <w:rPr>
-          <w:lang w:val="nl-NL"/>
-        </w:rPr>
-        <w:t>.</w:t>
+        <w:t xml:space="preserve"> Shift om te dukken.</w:t>
       </w:r>
     </w:p>
     <w:p>
@@ -248,21 +164,7 @@
         <w:rPr>
           <w:lang w:val="nl-NL"/>
         </w:rPr>
-        <w:t xml:space="preserve"> – Spikes en </w:t>
-      </w:r>
-      <w:proofErr w:type="spellStart"/>
-      <w:r>
-        <w:rPr>
-          <w:lang w:val="nl-NL"/>
-        </w:rPr>
-        <w:t>projectiles</w:t>
-      </w:r>
-      <w:proofErr w:type="spellEnd"/>
-      <w:r>
-        <w:rPr>
-          <w:lang w:val="nl-NL"/>
-        </w:rPr>
-        <w:t xml:space="preserve"> obstakels.</w:t>
+        <w:t xml:space="preserve"> – Spikes en projectiles obstakels.</w:t>
       </w:r>
     </w:p>
     <w:p>
@@ -327,23 +229,13 @@
           <w:lang w:val="nl-NL"/>
         </w:rPr>
       </w:pPr>
-      <w:proofErr w:type="spellStart"/>
-      <w:r>
-        <w:rPr>
-          <w:b/>
-          <w:bCs/>
-          <w:lang w:val="nl-NL"/>
-        </w:rPr>
-        <w:t>Victory</w:t>
-      </w:r>
-      <w:proofErr w:type="spellEnd"/>
-      <w:r>
-        <w:rPr>
-          <w:b/>
-          <w:bCs/>
-          <w:lang w:val="nl-NL"/>
-        </w:rPr>
-        <w:t>:</w:t>
+      <w:r>
+        <w:rPr>
+          <w:b/>
+          <w:bCs/>
+          <w:lang w:val="nl-NL"/>
+        </w:rPr>
+        <w:t>Victory:</w:t>
       </w:r>
       <w:r>
         <w:rPr>
@@ -387,7 +279,6 @@
         </w:rPr>
         <w:t xml:space="preserve"> Staat nu op 10 punten, ga naar </w:t>
       </w:r>
-      <w:proofErr w:type="spellStart"/>
       <w:r>
         <w:rPr>
           <w:b/>
@@ -396,7 +287,6 @@
         </w:rPr>
         <w:t>GameManager.cs</w:t>
       </w:r>
-      <w:proofErr w:type="spellEnd"/>
       <w:r>
         <w:rPr>
           <w:b/>
@@ -411,7 +301,6 @@
         </w:rPr>
         <w:t xml:space="preserve">en verander </w:t>
       </w:r>
-      <w:proofErr w:type="spellStart"/>
       <w:r>
         <w:rPr>
           <w:b/>
@@ -428,14 +317,19 @@
         </w:rPr>
         <w:t>ictoryScore</w:t>
       </w:r>
-      <w:proofErr w:type="spellEnd"/>
-      <w:r>
-        <w:rPr>
-          <w:b/>
-          <w:bCs/>
-          <w:lang w:val="nl-NL"/>
-        </w:rPr>
-        <w:t>.</w:t>
+      <w:r>
+        <w:rPr>
+          <w:b/>
+          <w:bCs/>
+          <w:lang w:val="nl-NL"/>
+        </w:rPr>
+        <w:t xml:space="preserve">. </w:t>
+      </w:r>
+      <w:r>
+        <w:rPr>
+          <w:lang w:val="nl-NL"/>
+        </w:rPr>
+        <w:t>Kan ook in Unity  GameManager gameobject gedaan worden.</w:t>
       </w:r>
     </w:p>
     <w:p>
@@ -451,6 +345,7 @@
         <w:rPr>
           <w:b/>
           <w:bCs/>
+          <w:noProof/>
           <w:lang w:val="nl-NL"/>
         </w:rPr>
         <w:drawing>
@@ -491,31 +386,65 @@
       </w:r>
     </w:p>
     <w:p>
-      <w:proofErr w:type="spellStart"/>
-      <w:r>
-        <w:rPr>
-          <w:b/>
-          <w:bCs/>
-        </w:rPr>
-        <w:t>Belangrijke</w:t>
-      </w:r>
-      <w:proofErr w:type="spellEnd"/>
-      <w:r>
-        <w:rPr>
-          <w:b/>
-          <w:bCs/>
-        </w:rPr>
-        <w:t xml:space="preserve"> </w:t>
-      </w:r>
-      <w:proofErr w:type="spellStart"/>
-      <w:r>
-        <w:rPr>
-          <w:b/>
-          <w:bCs/>
-        </w:rPr>
-        <w:t>Scriptbestanden</w:t>
-      </w:r>
-      <w:proofErr w:type="spellEnd"/>
+      <w:pPr>
+        <w:ind w:left="720"/>
+        <w:rPr>
+          <w:b/>
+          <w:bCs/>
+          <w:lang w:val="nl-NL"/>
+        </w:rPr>
+      </w:pPr>
+      <w:r>
+        <w:rPr>
+          <w:b/>
+          <w:bCs/>
+          <w:lang w:val="nl-NL"/>
+        </w:rPr>
+        <w:drawing>
+          <wp:inline distT="0" distB="0" distL="0" distR="0" wp14:anchorId="3CE72284" wp14:editId="341DC98C">
+            <wp:extent cx="5731510" cy="2941955"/>
+            <wp:effectExtent l="0" t="0" r="2540" b="0"/>
+            <wp:docPr id="57888450" name="Picture 1" descr="A screenshot of a computer&#10;&#10;AI-generated content may be incorrect."/>
+            <wp:cNvGraphicFramePr>
+              <a:graphicFrameLocks xmlns:a="http://schemas.openxmlformats.org/drawingml/2006/main" noChangeAspect="1"/>
+            </wp:cNvGraphicFramePr>
+            <a:graphic xmlns:a="http://schemas.openxmlformats.org/drawingml/2006/main">
+              <a:graphicData uri="http://schemas.openxmlformats.org/drawingml/2006/picture">
+                <pic:pic xmlns:pic="http://schemas.openxmlformats.org/drawingml/2006/picture">
+                  <pic:nvPicPr>
+                    <pic:cNvPr id="57888450" name="Picture 1" descr="A screenshot of a computer&#10;&#10;AI-generated content may be incorrect."/>
+                    <pic:cNvPicPr/>
+                  </pic:nvPicPr>
+                  <pic:blipFill>
+                    <a:blip r:embed="rId9"/>
+                    <a:stretch>
+                      <a:fillRect/>
+                    </a:stretch>
+                  </pic:blipFill>
+                  <pic:spPr>
+                    <a:xfrm>
+                      <a:off x="0" y="0"/>
+                      <a:ext cx="5731510" cy="2941955"/>
+                    </a:xfrm>
+                    <a:prstGeom prst="rect">
+                      <a:avLst/>
+                    </a:prstGeom>
+                  </pic:spPr>
+                </pic:pic>
+              </a:graphicData>
+            </a:graphic>
+          </wp:inline>
+        </w:drawing>
+      </w:r>
+    </w:p>
+    <w:p>
+      <w:r>
+        <w:rPr>
+          <w:b/>
+          <w:bCs/>
+        </w:rPr>
+        <w:t>Belangrijke Scriptbestanden</w:t>
+      </w:r>
     </w:p>
     <w:p>
       <w:pPr>
@@ -527,35 +456,20 @@
           <w:lang w:val="nl-NL"/>
         </w:rPr>
       </w:pPr>
-      <w:proofErr w:type="spellStart"/>
-      <w:r>
-        <w:rPr>
-          <w:b/>
-          <w:bCs/>
-          <w:lang w:val="nl-NL"/>
-        </w:rPr>
+      <w:r>
+        <w:rPr>
+          <w:b/>
+          <w:bCs/>
+          <w:lang w:val="nl-NL"/>
+        </w:rPr>
+        <w:lastRenderedPageBreak/>
         <w:t>GameManager.cs</w:t>
       </w:r>
-      <w:proofErr w:type="spellEnd"/>
-      <w:r>
-        <w:rPr>
-          <w:lang w:val="nl-NL"/>
-        </w:rPr>
-        <w:t xml:space="preserve">: Beheert de algehele spelstatus, waaronder starten, pauzeren, score bijhouden en game-over. Zorgt ook voor laden en opslaan van de highscore via </w:t>
-      </w:r>
-      <w:proofErr w:type="spellStart"/>
-      <w:r>
-        <w:rPr>
-          <w:lang w:val="nl-NL"/>
-        </w:rPr>
-        <w:t>SaveSystem</w:t>
-      </w:r>
-      <w:proofErr w:type="spellEnd"/>
-      <w:r>
-        <w:rPr>
-          <w:lang w:val="nl-NL"/>
-        </w:rPr>
-        <w:t>.</w:t>
+      <w:r>
+        <w:rPr>
+          <w:lang w:val="nl-NL"/>
+        </w:rPr>
+        <w:t>: Beheert de algehele spelstatus, waaronder starten, pauzeren, score bijhouden en game-over. Zorgt ook voor laden en opslaan van de highscore via SaveSystem.</w:t>
       </w:r>
     </w:p>
     <w:p>
@@ -568,7 +482,6 @@
           <w:lang w:val="nl-NL"/>
         </w:rPr>
       </w:pPr>
-      <w:proofErr w:type="spellStart"/>
       <w:r>
         <w:rPr>
           <w:b/>
@@ -577,40 +490,11 @@
         </w:rPr>
         <w:t>PlayerCollision.cs</w:t>
       </w:r>
-      <w:proofErr w:type="spellEnd"/>
-      <w:r>
-        <w:rPr>
-          <w:lang w:val="nl-NL"/>
-        </w:rPr>
-        <w:t xml:space="preserve">: Detecteert botsingen tussen speler en obstakels. Deactiveert de speler bij aanraking en roept </w:t>
-      </w:r>
-      <w:proofErr w:type="spellStart"/>
-      <w:r>
-        <w:rPr>
-          <w:lang w:val="nl-NL"/>
-        </w:rPr>
-        <w:t>GameOver</w:t>
-      </w:r>
-      <w:proofErr w:type="spellEnd"/>
-      <w:r>
-        <w:rPr>
-          <w:lang w:val="nl-NL"/>
-        </w:rPr>
-        <w:t xml:space="preserve"> aan in </w:t>
-      </w:r>
-      <w:proofErr w:type="spellStart"/>
-      <w:r>
-        <w:rPr>
-          <w:lang w:val="nl-NL"/>
-        </w:rPr>
-        <w:t>GameManager</w:t>
-      </w:r>
-      <w:proofErr w:type="spellEnd"/>
-      <w:r>
-        <w:rPr>
-          <w:lang w:val="nl-NL"/>
-        </w:rPr>
-        <w:t xml:space="preserve">. </w:t>
+      <w:r>
+        <w:rPr>
+          <w:lang w:val="nl-NL"/>
+        </w:rPr>
+        <w:t xml:space="preserve">: Detecteert botsingen tussen speler en obstakels. Deactiveert de speler bij aanraking en roept GameOver aan in GameManager. </w:t>
       </w:r>
     </w:p>
     <w:p>
@@ -623,7 +507,6 @@
           <w:lang w:val="nl-NL"/>
         </w:rPr>
       </w:pPr>
-      <w:proofErr w:type="spellStart"/>
       <w:r>
         <w:rPr>
           <w:b/>
@@ -632,40 +515,11 @@
         </w:rPr>
         <w:t>PlayerMovement.cs</w:t>
       </w:r>
-      <w:proofErr w:type="spellEnd"/>
-      <w:r>
-        <w:rPr>
-          <w:lang w:val="nl-NL"/>
-        </w:rPr>
-        <w:t>: Regelt de beweging van de speler: springen met charge-mechaniek en soepel in- en uitduiken (</w:t>
-      </w:r>
-      <w:proofErr w:type="spellStart"/>
-      <w:r>
-        <w:rPr>
-          <w:lang w:val="nl-NL"/>
-        </w:rPr>
-        <w:t>crouchen</w:t>
-      </w:r>
-      <w:proofErr w:type="spellEnd"/>
-      <w:r>
-        <w:rPr>
-          <w:lang w:val="nl-NL"/>
-        </w:rPr>
-        <w:t xml:space="preserve">). Controleert of de speler de grond raakt met een </w:t>
-      </w:r>
-      <w:proofErr w:type="spellStart"/>
-      <w:r>
-        <w:rPr>
-          <w:lang w:val="nl-NL"/>
-        </w:rPr>
-        <w:t>ground</w:t>
-      </w:r>
-      <w:proofErr w:type="spellEnd"/>
-      <w:r>
-        <w:rPr>
-          <w:lang w:val="nl-NL"/>
-        </w:rPr>
-        <w:t xml:space="preserve"> check.</w:t>
+      <w:r>
+        <w:rPr>
+          <w:lang w:val="nl-NL"/>
+        </w:rPr>
+        <w:t>: Regelt de beweging van de speler: springen met charge-mechaniek en soepel in- en uitduiken (crouchen). Controleert of de speler de grond raakt met een ground check.</w:t>
       </w:r>
     </w:p>
     <w:p>
@@ -678,7 +532,6 @@
           <w:lang w:val="nl-NL"/>
         </w:rPr>
       </w:pPr>
-      <w:proofErr w:type="spellStart"/>
       <w:r>
         <w:rPr>
           <w:b/>
@@ -687,26 +540,11 @@
         </w:rPr>
         <w:t>SaveData.cs</w:t>
       </w:r>
-      <w:proofErr w:type="spellEnd"/>
-      <w:r>
-        <w:rPr>
-          <w:lang w:val="nl-NL"/>
-        </w:rPr>
-        <w:t xml:space="preserve">: Definieert de </w:t>
-      </w:r>
-      <w:proofErr w:type="spellStart"/>
-      <w:r>
-        <w:rPr>
-          <w:lang w:val="nl-NL"/>
-        </w:rPr>
-        <w:t>SaveData</w:t>
-      </w:r>
-      <w:proofErr w:type="spellEnd"/>
-      <w:r>
-        <w:rPr>
-          <w:lang w:val="nl-NL"/>
-        </w:rPr>
-        <w:t>-klasse voor het bijhouden van de highscore.</w:t>
+      <w:r>
+        <w:rPr>
+          <w:lang w:val="nl-NL"/>
+        </w:rPr>
+        <w:t>: Definieert de SaveData-klasse voor het bijhouden van de highscore.</w:t>
       </w:r>
     </w:p>
     <w:p>
@@ -719,7 +557,6 @@
           <w:lang w:val="nl-NL"/>
         </w:rPr>
       </w:pPr>
-      <w:proofErr w:type="spellStart"/>
       <w:r>
         <w:rPr>
           <w:b/>
@@ -728,26 +565,11 @@
         </w:rPr>
         <w:t>SaveSystem.cs</w:t>
       </w:r>
-      <w:proofErr w:type="spellEnd"/>
-      <w:r>
-        <w:rPr>
-          <w:lang w:val="nl-NL"/>
-        </w:rPr>
-        <w:t xml:space="preserve">: Statische helper om gegevens (highscore) op te slaan en te laden als JSON-bestanden in </w:t>
-      </w:r>
-      <w:proofErr w:type="spellStart"/>
-      <w:r>
-        <w:rPr>
-          <w:lang w:val="nl-NL"/>
-        </w:rPr>
-        <w:t>persistentDataPath</w:t>
-      </w:r>
-      <w:proofErr w:type="spellEnd"/>
-      <w:r>
-        <w:rPr>
-          <w:lang w:val="nl-NL"/>
-        </w:rPr>
-        <w:t>.</w:t>
+      <w:r>
+        <w:rPr>
+          <w:lang w:val="nl-NL"/>
+        </w:rPr>
+        <w:t>: Statische helper om gegevens (highscore) op te slaan en te laden als JSON-bestanden in persistentDataPath.</w:t>
       </w:r>
     </w:p>
     <w:p>
@@ -760,50 +582,19 @@
           <w:lang w:val="nl-NL"/>
         </w:rPr>
       </w:pPr>
-      <w:proofErr w:type="spellStart"/>
-      <w:r>
-        <w:rPr>
-          <w:b/>
-          <w:bCs/>
-          <w:lang w:val="nl-NL"/>
-        </w:rPr>
-        <w:lastRenderedPageBreak/>
+      <w:r>
+        <w:rPr>
+          <w:b/>
+          <w:bCs/>
+          <w:lang w:val="nl-NL"/>
+        </w:rPr>
         <w:t>Spawner.cs</w:t>
       </w:r>
-      <w:proofErr w:type="spellEnd"/>
-      <w:r>
-        <w:rPr>
-          <w:lang w:val="nl-NL"/>
-        </w:rPr>
-        <w:t xml:space="preserve">: </w:t>
-      </w:r>
-      <w:proofErr w:type="spellStart"/>
-      <w:r>
-        <w:rPr>
-          <w:lang w:val="nl-NL"/>
-        </w:rPr>
-        <w:t>Spawnt</w:t>
-      </w:r>
-      <w:proofErr w:type="spellEnd"/>
-      <w:r>
-        <w:rPr>
-          <w:lang w:val="nl-NL"/>
-        </w:rPr>
-        <w:t xml:space="preserve"> obstakels met variërende </w:t>
-      </w:r>
-      <w:proofErr w:type="spellStart"/>
-      <w:r>
-        <w:rPr>
-          <w:lang w:val="nl-NL"/>
-        </w:rPr>
-        <w:t>spawn</w:t>
-      </w:r>
-      <w:proofErr w:type="spellEnd"/>
-      <w:r>
-        <w:rPr>
-          <w:lang w:val="nl-NL"/>
-        </w:rPr>
-        <w:t>-interval en snelheid. Past de moeilijkheidsgraad aan naarmate de speeltijd toeneemt en ruimt oude obstakels op.</w:t>
+      <w:r>
+        <w:rPr>
+          <w:lang w:val="nl-NL"/>
+        </w:rPr>
+        <w:t>: Spawnt obstakels met variërende spawn-interval en snelheid. Past de moeilijkheidsgraad aan naarmate de speeltijd toeneemt en ruimt oude obstakels op.</w:t>
       </w:r>
     </w:p>
     <w:p>
@@ -816,7 +607,6 @@
           <w:lang w:val="nl-NL"/>
         </w:rPr>
       </w:pPr>
-      <w:proofErr w:type="spellStart"/>
       <w:r>
         <w:rPr>
           <w:b/>
@@ -825,7 +615,6 @@
         </w:rPr>
         <w:t>UIManager.cs</w:t>
       </w:r>
-      <w:proofErr w:type="spellEnd"/>
       <w:r>
         <w:rPr>
           <w:lang w:val="nl-NL"/>
@@ -843,7 +632,6 @@
           <w:lang w:val="nl-NL"/>
         </w:rPr>
       </w:pPr>
-      <w:proofErr w:type="spellStart"/>
       <w:r>
         <w:rPr>
           <w:b/>
@@ -852,7 +640,6 @@
         </w:rPr>
         <w:t>AudioManager.cs</w:t>
       </w:r>
-      <w:proofErr w:type="spellEnd"/>
       <w:r>
         <w:rPr>
           <w:lang w:val="nl-NL"/>
@@ -938,6 +725,7 @@
         <w:rPr>
           <w:b/>
           <w:bCs/>
+          <w:noProof/>
           <w:lang w:val="nl-NL"/>
         </w:rPr>
         <w:drawing>
@@ -956,7 +744,7 @@
                     <pic:cNvPicPr/>
                   </pic:nvPicPr>
                   <pic:blipFill>
-                    <a:blip r:embed="rId9"/>
+                    <a:blip r:embed="rId10"/>
                     <a:stretch>
                       <a:fillRect/>
                     </a:stretch>
@@ -1135,28 +923,13 @@
           <w:bCs/>
           <w:lang w:val="nl-NL"/>
         </w:rPr>
-        <w:lastRenderedPageBreak/>
         <w:t>Animaties &amp; VFX:</w:t>
       </w:r>
       <w:r>
         <w:rPr>
           <w:lang w:val="nl-NL"/>
         </w:rPr>
-        <w:t xml:space="preserve"> extra </w:t>
-      </w:r>
-      <w:proofErr w:type="spellStart"/>
-      <w:r>
-        <w:rPr>
-          <w:lang w:val="nl-NL"/>
-        </w:rPr>
-        <w:t>sprite</w:t>
-      </w:r>
-      <w:proofErr w:type="spellEnd"/>
-      <w:r>
-        <w:rPr>
-          <w:lang w:val="nl-NL"/>
-        </w:rPr>
-        <w:t>-animaties voor</w:t>
+        <w:t xml:space="preserve"> extra sprite-animaties voor</w:t>
       </w:r>
       <w:r>
         <w:rPr>
@@ -1168,21 +941,7 @@
         <w:rPr>
           <w:lang w:val="nl-NL"/>
         </w:rPr>
-        <w:t xml:space="preserve"> obstakels, </w:t>
-      </w:r>
-      <w:proofErr w:type="spellStart"/>
-      <w:r>
-        <w:rPr>
-          <w:lang w:val="nl-NL"/>
-        </w:rPr>
-        <w:t>particle</w:t>
-      </w:r>
-      <w:proofErr w:type="spellEnd"/>
-      <w:r>
-        <w:rPr>
-          <w:lang w:val="nl-NL"/>
-        </w:rPr>
-        <w:t>-effect</w:t>
+        <w:t xml:space="preserve"> obstakels, particle-effect</w:t>
       </w:r>
       <w:r>
         <w:rPr>
@@ -1225,44 +984,8 @@
         <w:rPr>
           <w:lang w:val="nl-NL"/>
         </w:rPr>
-        <w:t xml:space="preserve"> </w:t>
-      </w:r>
-      <w:proofErr w:type="spellStart"/>
-      <w:r>
-        <w:rPr>
-          <w:lang w:val="nl-NL"/>
-        </w:rPr>
-        <w:t>WebGL</w:t>
-      </w:r>
-      <w:proofErr w:type="spellEnd"/>
-      <w:r>
-        <w:rPr>
-          <w:lang w:val="nl-NL"/>
-        </w:rPr>
-        <w:t xml:space="preserve">-distributie, mobiele </w:t>
-      </w:r>
-      <w:proofErr w:type="spellStart"/>
-      <w:r>
-        <w:rPr>
-          <w:lang w:val="nl-NL"/>
-        </w:rPr>
-        <w:t>builds</w:t>
-      </w:r>
-      <w:proofErr w:type="spellEnd"/>
-      <w:r>
-        <w:rPr>
-          <w:lang w:val="nl-NL"/>
-        </w:rPr>
-        <w:t xml:space="preserve"> en leaderboards voor highscore-</w:t>
-      </w:r>
-      <w:proofErr w:type="spellStart"/>
-      <w:r>
-        <w:rPr>
-          <w:lang w:val="nl-NL"/>
-        </w:rPr>
-        <w:t>sharing</w:t>
-      </w:r>
-      <w:proofErr w:type="spellEnd"/>
+        <w:t xml:space="preserve"> WebGL-distributie, mobiele builds en leaderboards voor highscore-sharing</w:t>
+      </w:r>
       <w:r>
         <w:rPr>
           <w:lang w:val="nl-NL"/>
@@ -1298,18 +1021,8 @@
           <w:bCs/>
           <w:lang w:val="nl-NL"/>
         </w:rPr>
-        <w:t>Save-</w:t>
-      </w:r>
-      <w:proofErr w:type="spellStart"/>
-      <w:r>
-        <w:rPr>
-          <w:b/>
-          <w:bCs/>
-          <w:lang w:val="nl-NL"/>
-        </w:rPr>
-        <w:t>Emails</w:t>
-      </w:r>
-      <w:proofErr w:type="spellEnd"/>
+        <w:t>Save-Emails</w:t>
+      </w:r>
       <w:r>
         <w:rPr>
           <w:lang w:val="nl-NL"/>
@@ -1339,7 +1052,6 @@
           <w:lang w:val="nl-NL"/>
         </w:rPr>
       </w:pPr>
-      <w:proofErr w:type="spellStart"/>
       <w:r>
         <w:rPr>
           <w:b/>
@@ -1348,7 +1060,6 @@
         </w:rPr>
         <w:t>Perks</w:t>
       </w:r>
-      <w:proofErr w:type="spellEnd"/>
       <w:r>
         <w:rPr>
           <w:lang w:val="nl-NL"/>
@@ -1373,61 +1084,11 @@
         </w:rPr>
         <w:t xml:space="preserve">oals </w:t>
       </w:r>
-      <w:proofErr w:type="spellStart"/>
-      <w:r>
-        <w:rPr>
-          <w:lang w:val="nl-NL"/>
-        </w:rPr>
-        <w:t>obstacles</w:t>
-      </w:r>
-      <w:proofErr w:type="spellEnd"/>
-      <w:r>
-        <w:rPr>
-          <w:lang w:val="nl-NL"/>
-        </w:rPr>
-        <w:t xml:space="preserve"> voor 5 seconden </w:t>
-      </w:r>
-      <w:proofErr w:type="spellStart"/>
-      <w:r>
-        <w:rPr>
-          <w:lang w:val="nl-NL"/>
-        </w:rPr>
-        <w:t>blocken</w:t>
-      </w:r>
-      <w:proofErr w:type="spellEnd"/>
-      <w:r>
-        <w:rPr>
-          <w:lang w:val="nl-NL"/>
-        </w:rPr>
-        <w:t xml:space="preserve"> </w:t>
-      </w:r>
-      <w:proofErr w:type="spellStart"/>
-      <w:r>
-        <w:rPr>
-          <w:lang w:val="nl-NL"/>
-        </w:rPr>
-        <w:t>and</w:t>
-      </w:r>
-      <w:proofErr w:type="spellEnd"/>
-      <w:r>
-        <w:rPr>
-          <w:lang w:val="nl-NL"/>
-        </w:rPr>
-        <w:t xml:space="preserve"> </w:t>
-      </w:r>
-      <w:proofErr w:type="spellStart"/>
-      <w:r>
-        <w:rPr>
-          <w:lang w:val="nl-NL"/>
-        </w:rPr>
-        <w:t>checkpoints</w:t>
-      </w:r>
-      <w:proofErr w:type="spellEnd"/>
-      <w:r>
-        <w:rPr>
-          <w:lang w:val="nl-NL"/>
-        </w:rPr>
-        <w:t>.</w:t>
+      <w:r>
+        <w:rPr>
+          <w:lang w:val="nl-NL"/>
+        </w:rPr>
+        <w:t>obstacles voor 5 seconden blocken and checkpoints.</w:t>
       </w:r>
     </w:p>
     <w:p>
@@ -1440,41 +1101,13 @@
           <w:lang w:val="nl-NL"/>
         </w:rPr>
       </w:pPr>
-      <w:proofErr w:type="spellStart"/>
-      <w:r>
-        <w:rPr>
-          <w:b/>
-          <w:bCs/>
-          <w:lang w:val="nl-NL"/>
-        </w:rPr>
-        <w:t>Character</w:t>
-      </w:r>
-      <w:proofErr w:type="spellEnd"/>
-      <w:r>
-        <w:rPr>
-          <w:b/>
-          <w:bCs/>
-          <w:lang w:val="nl-NL"/>
-        </w:rPr>
-        <w:t xml:space="preserve"> </w:t>
-      </w:r>
-      <w:proofErr w:type="spellStart"/>
-      <w:r>
-        <w:rPr>
-          <w:b/>
-          <w:bCs/>
-          <w:lang w:val="nl-NL"/>
-        </w:rPr>
-        <w:t>customization</w:t>
-      </w:r>
-      <w:proofErr w:type="spellEnd"/>
-      <w:r>
-        <w:rPr>
-          <w:b/>
-          <w:bCs/>
-          <w:lang w:val="nl-NL"/>
-        </w:rPr>
-        <w:t xml:space="preserve">: </w:t>
+      <w:r>
+        <w:rPr>
+          <w:b/>
+          <w:bCs/>
+          <w:lang w:val="nl-NL"/>
+        </w:rPr>
+        <w:t xml:space="preserve">Character customization: </w:t>
       </w:r>
       <w:r>
         <w:rPr>
@@ -1517,45 +1150,19 @@
           <w:lang w:val="nl-NL"/>
         </w:rPr>
       </w:pPr>
-      <w:proofErr w:type="spellStart"/>
-      <w:r>
-        <w:rPr>
-          <w:b/>
-          <w:bCs/>
-          <w:lang w:val="nl-NL"/>
-        </w:rPr>
-        <w:t>Fixed</w:t>
-      </w:r>
-      <w:proofErr w:type="spellEnd"/>
-      <w:r>
-        <w:rPr>
-          <w:b/>
-          <w:bCs/>
-          <w:lang w:val="nl-NL"/>
-        </w:rPr>
-        <w:t xml:space="preserve"> </w:t>
-      </w:r>
-      <w:proofErr w:type="gramStart"/>
-      <w:r>
-        <w:rPr>
-          <w:b/>
-          <w:bCs/>
-          <w:lang w:val="nl-NL"/>
-        </w:rPr>
-        <w:t xml:space="preserve">aspect:  </w:t>
-      </w:r>
-      <w:r>
-        <w:rPr>
-          <w:lang w:val="nl-NL"/>
-        </w:rPr>
-        <w:t>Ervoor</w:t>
-      </w:r>
-      <w:proofErr w:type="gramEnd"/>
-      <w:r>
-        <w:rPr>
-          <w:lang w:val="nl-NL"/>
-        </w:rPr>
-        <w:t xml:space="preserve"> zorgen d</w:t>
+      <w:r>
+        <w:rPr>
+          <w:b/>
+          <w:bCs/>
+          <w:lang w:val="nl-NL"/>
+        </w:rPr>
+        <w:t xml:space="preserve">Fixed aspect:  </w:t>
+      </w:r>
+      <w:r>
+        <w:rPr>
+          <w:lang w:val="nl-NL"/>
+        </w:rPr>
+        <w:t>Ervoor zorgen d</w:t>
       </w:r>
       <w:r>
         <w:rPr>
@@ -3300,21 +2907,6 @@
 </file>
 
 <file path=customXml/item1.xml><?xml version="1.0" encoding="utf-8"?>
-<p:properties xmlns:p="http://schemas.microsoft.com/office/2006/metadata/properties" xmlns:xsi="http://www.w3.org/2001/XMLSchema-instance" xmlns:pc="http://schemas.microsoft.com/office/infopath/2007/PartnerControls">
-  <documentManagement/>
-</p:properties>
-</file>
-
-<file path=customXml/item2.xml><?xml version="1.0" encoding="utf-8"?>
-<?mso-contentType ?>
-<FormTemplates xmlns="http://schemas.microsoft.com/sharepoint/v3/contenttype/forms">
-  <Display>DocumentLibraryForm</Display>
-  <Edit>DocumentLibraryForm</Edit>
-  <New>DocumentLibraryForm</New>
-</FormTemplates>
-</file>
-
-<file path=customXml/item3.xml><?xml version="1.0" encoding="utf-8"?>
 <ct:contentTypeSchema xmlns:ct="http://schemas.microsoft.com/office/2006/metadata/contentType" xmlns:ma="http://schemas.microsoft.com/office/2006/metadata/properties/metaAttributes" ct:_="" ma:_="" ma:contentTypeName="Document" ma:contentTypeID="0x0101001023D0E0A5CFF3458A71815FC1A988FB" ma:contentTypeVersion="8" ma:contentTypeDescription="Een nieuw document maken." ma:contentTypeScope="" ma:versionID="02bc9a362714565d8368c45dcd05fa1b">
   <xsd:schema xmlns:xsd="http://www.w3.org/2001/XMLSchema" xmlns:xs="http://www.w3.org/2001/XMLSchema" xmlns:p="http://schemas.microsoft.com/office/2006/metadata/properties" xmlns:ns3="70ee6563-7014-41ce-bf4a-45396fb5097c" targetNamespace="http://schemas.microsoft.com/office/2006/metadata/properties" ma:root="true" ma:fieldsID="ca51d1c08108de9ba74850ec11298af2" ns3:_="">
     <xsd:import namespace="70ee6563-7014-41ce-bf4a-45396fb5097c"/>
@@ -3484,24 +3076,22 @@
 </ct:contentTypeSchema>
 </file>
 
-<file path=customXml/itemProps1.xml><?xml version="1.0" encoding="utf-8"?>
-<ds:datastoreItem xmlns:ds="http://schemas.openxmlformats.org/officeDocument/2006/customXml" ds:itemID="{2EEE2EE2-E6F1-410F-AB84-5F596913E067}">
-  <ds:schemaRefs>
-    <ds:schemaRef ds:uri="http://schemas.microsoft.com/office/2006/metadata/properties"/>
-    <ds:schemaRef ds:uri="http://schemas.microsoft.com/office/infopath/2007/PartnerControls"/>
-  </ds:schemaRefs>
-</ds:datastoreItem>
+<file path=customXml/item2.xml><?xml version="1.0" encoding="utf-8"?>
+<?mso-contentType ?>
+<FormTemplates xmlns="http://schemas.microsoft.com/sharepoint/v3/contenttype/forms">
+  <Display>DocumentLibraryForm</Display>
+  <Edit>DocumentLibraryForm</Edit>
+  <New>DocumentLibraryForm</New>
+</FormTemplates>
 </file>
 
-<file path=customXml/itemProps2.xml><?xml version="1.0" encoding="utf-8"?>
-<ds:datastoreItem xmlns:ds="http://schemas.openxmlformats.org/officeDocument/2006/customXml" ds:itemID="{CF598E69-86C7-4678-B894-E571EB2E47F7}">
-  <ds:schemaRefs>
-    <ds:schemaRef ds:uri="http://schemas.microsoft.com/sharepoint/v3/contenttype/forms"/>
-  </ds:schemaRefs>
-</ds:datastoreItem>
+<file path=customXml/item3.xml><?xml version="1.0" encoding="utf-8"?>
+<p:properties xmlns:p="http://schemas.microsoft.com/office/2006/metadata/properties" xmlns:xsi="http://www.w3.org/2001/XMLSchema-instance" xmlns:pc="http://schemas.microsoft.com/office/infopath/2007/PartnerControls">
+  <documentManagement/>
+</p:properties>
 </file>
 
-<file path=customXml/itemProps3.xml><?xml version="1.0" encoding="utf-8"?>
+<file path=customXml/itemProps1.xml><?xml version="1.0" encoding="utf-8"?>
 <ds:datastoreItem xmlns:ds="http://schemas.openxmlformats.org/officeDocument/2006/customXml" ds:itemID="{BD97E988-3DD5-4CBE-ADA9-39FAFA2E14FB}">
   <ds:schemaRefs>
     <ds:schemaRef ds:uri="http://schemas.microsoft.com/office/2006/metadata/contentType"/>
@@ -3517,4 +3107,21 @@
     <ds:schemaRef ds:uri="http://schemas.microsoft.com/internal/obd"/>
   </ds:schemaRefs>
 </ds:datastoreItem>
+</file>
+
+<file path=customXml/itemProps2.xml><?xml version="1.0" encoding="utf-8"?>
+<ds:datastoreItem xmlns:ds="http://schemas.openxmlformats.org/officeDocument/2006/customXml" ds:itemID="{CF598E69-86C7-4678-B894-E571EB2E47F7}">
+  <ds:schemaRefs>
+    <ds:schemaRef ds:uri="http://schemas.microsoft.com/sharepoint/v3/contenttype/forms"/>
+  </ds:schemaRefs>
+</ds:datastoreItem>
+</file>
+
+<file path=customXml/itemProps3.xml><?xml version="1.0" encoding="utf-8"?>
+<ds:datastoreItem xmlns:ds="http://schemas.openxmlformats.org/officeDocument/2006/customXml" ds:itemID="{2EEE2EE2-E6F1-410F-AB84-5F596913E067}">
+  <ds:schemaRefs>
+    <ds:schemaRef ds:uri="http://schemas.microsoft.com/office/2006/metadata/properties"/>
+    <ds:schemaRef ds:uri="http://schemas.microsoft.com/office/infopath/2007/PartnerControls"/>
+  </ds:schemaRefs>
+</ds:datastoreItem>
 </file>